--- a/fixtures/compact/compact-references-letter.docx
+++ b/fixtures/compact/compact-references-letter.docx
@@ -113,7 +113,7 @@
         <w:rPr>
           <w:rtl w:val="0"/>
         </w:rPr>
-        <w:t xml:space="preserve">Peachtree Home Goods</w:t>
+        <w:t xml:space="preserve">Red Clay Hearth Home Goods</w:t>
       </w:r>
     </w:p>
     <w:p>
@@ -200,7 +200,7 @@
         <w:rPr>
           <w:rtl w:val="0"/>
         </w:rPr>
-        <w:t xml:space="preserve">Corridor Freight Systems</w:t>
+        <w:t xml:space="preserve">Brassmoor Freight Systems</w:t>
       </w:r>
     </w:p>
     <w:p>
@@ -287,7 +287,7 @@
         <w:rPr>
           <w:rtl w:val="0"/>
         </w:rPr>
-        <w:t xml:space="preserve">Peachtree Home Goods</w:t>
+        <w:t xml:space="preserve">Red Clay Hearth Home Goods</w:t>
       </w:r>
     </w:p>
     <w:p>

--- a/fixtures/compact/compact-references-letter.docx
+++ b/fixtures/compact/compact-references-letter.docx
@@ -127,7 +127,7 @@
           <w:rPr>
             <w:rtl w:val="0"/>
           </w:rPr>
-          <w:t xml:space="preserve">smitchell@peachtreehome.com</w:t>
+          <w:t xml:space="preserve">smitchell@example.com</w:t>
         </w:r>
       </w:hyperlink>
       <w:r>
@@ -214,7 +214,7 @@
           <w:rPr>
             <w:rtl w:val="0"/>
           </w:rPr>
-          <w:t xml:space="preserve">rhaynes@corridorfreight.com</w:t>
+          <w:t xml:space="preserve">rhaynes@example.com</w:t>
         </w:r>
       </w:hyperlink>
       <w:r>
@@ -301,7 +301,7 @@
           <w:rPr>
             <w:rtl w:val="0"/>
           </w:rPr>
-          <w:t xml:space="preserve">agrant@peachtreehome.com</w:t>
+          <w:t xml:space="preserve">agrant@example.com</w:t>
         </w:r>
       </w:hyperlink>
       <w:r>

--- a/fixtures/compact/compact-references-letter.docx
+++ b/fixtures/compact/compact-references-letter.docx
@@ -31,7 +31,7 @@
           <w:rPr>
             <w:rtl w:val="0"/>
           </w:rPr>
-          <w:t xml:space="preserve">daniel.okafor@email.com</w:t>
+          <w:t xml:space="preserve">daniel.okafor@example.com</w:t>
         </w:r>
       </w:hyperlink>
       <w:r>
